--- a/cf/jm/u/files/u063.docx
+++ b/cf/jm/u/files/u063.docx
@@ -20,7 +20,7 @@
     </w:p>
     <w:p>
       <w:r>
-        <w:t>請針對每個題目，把答案填在「回答：」後面（越具體越好）；填好後請放回您的部門資料夾即可，不需回信。</w:t>
+        <w:t>這份問卷是想更了解您的實際作業，好把您的 AI 助理做得更貼近需求。第一部分請把答案填在「回答：」後面（越具體越好）；第二部分只是先讓您了解，之後用的時候再一起調整，不用現在填。填好後放回您的部門資料夾即可，不需回信。</w:t>
       </w:r>
     </w:p>
     <w:p>
@@ -32,8 +32,16 @@
       </w:r>
     </w:p>
     <w:p>
+      <w:pPr>
+        <w:pStyle w:val="Heading2"/>
+      </w:pPr>
       <w:r>
-        <w:t>1. 本題「包裝成品」四欄空白且為純手作，是否確認沒有任何可數位化紀錄或清單？</w:t>
+        <w:t>一、請您提供或確認的事情</w:t>
+      </w:r>
+    </w:p>
+    <w:p>
+      <w:r>
+        <w:t>1. 產品出貨包裝這件事是純手工（裝箱、封箱），AI 沒辦法幫你動手做，這點要先有共識</w:t>
       </w:r>
     </w:p>
     <w:p>
@@ -43,7 +51,7 @@
     </w:p>
     <w:p>
       <w:r>
-        <w:t>2. 包裝過程是否需要建立紀錄表與照片索引（可改對接 113）？</w:t>
+        <w:t>2. 這題你當初四個欄位（來源、產出、資料…）都空著，AI 沒有可以處理的文書資料</w:t>
       </w:r>
     </w:p>
     <w:p>
@@ -53,7 +61,7 @@
     </w:p>
     <w:p>
       <w:r>
-        <w:t>3. 出貨時是否需要產生嘜頭/標籤（可改對接 141）？</w:t>
+        <w:t>3. 包裝前後有沒有文書工作 AI 能接？例如包裝紀錄表、包裝照片索引（可參考同組 113）</w:t>
       </w:r>
     </w:p>
     <w:p>
@@ -63,7 +71,7 @@
     </w:p>
     <w:p>
       <w:r>
-        <w:t>4. 是否需要核對出貨單（可改對接 140）？</w:t>
+        <w:t>4. 出貨要用的嘜頭、標籤、出貨單，要不要 AI 幫你先擬內容？（參考同組 141、140）</w:t>
       </w:r>
     </w:p>
     <w:p>
@@ -73,7 +81,7 @@
     </w:p>
     <w:p>
       <w:r>
-        <w:t>5. 是否需要彙整包裝完成清單（可改對接 096）？</w:t>
+        <w:t>5. 如果想省包裝這段人力，方向是自動化包裝設備，不是 AI，這個方向對你合適嗎？</w:t>
       </w:r>
     </w:p>
     <w:p>
@@ -82,13 +90,26 @@
       </w:r>
     </w:p>
     <w:p>
+      <w:pPr>
+        <w:pStyle w:val="Heading2"/>
+      </w:pPr>
       <w:r>
-        <w:t>6. 若要提升效率，是評估自動化包裝設備，還是先把周邊文書段交給 AI？</w:t>
+        <w:t>二、要用了之後、跟 AI 一起調整的事情（先了解即可，不用現在填）</w:t>
       </w:r>
     </w:p>
     <w:p>
       <w:r>
-        <w:t>回答：</w:t>
+        <w:t>• 這題實體包裝主要靠人，AI 幫不上手做的部分</w:t>
+      </w:r>
+    </w:p>
+    <w:p>
+      <w:r>
+        <w:t>• 能讓 AI 出力的是周邊文書：包裝紀錄、照片索引、出貨嘜頭、出貨單，建議改做那幾題</w:t>
+      </w:r>
+    </w:p>
+    <w:p>
+      <w:r>
+        <w:t>• 之後若把包裝過程改成拍照+填表，AI 就能幫你整理成紀錄，那時再回來一起調整</w:t>
       </w:r>
     </w:p>
     <w:p/>
